--- a/companies/dev-mini/Firm/Firm Overview 2019 v3.docx
+++ b/companies/dev-mini/Firm/Firm Overview 2019 v3.docx
@@ -7,12 +7,12 @@
         <w:pStyle w:val="Heading1"/>
       </w:pPr>
       <w:r>
-        <w:t>Pinebrook Advisory Group</w:t>
+        <w:t>Pinebrook Advisory Group LLC: Firm Overview</w:t>
       </w:r>
     </w:p>
     <w:p>
       <w:r>
-        <w:t>Pinebrook Advisory Group is a management consulting firm built for mid-market operating companies. We are five people, and that is a deliberate choice rather than a stage we are trying to grow out of. A company that hires us gets the people whose names are on the proposal, not a rotating cast of juniors, and a partner stays close to the work from the first conversation to the last. If you run a business in the middle market and you want a straight answer about how your operation is performing and what to do about it, that is the work we do, and we would rather do a handful of engagements well each year than chase every one that comes along.</w:t>
+        <w:t>Pinebrook Advisory Group is a management consultancy for mid-market operating companies, and the work we do is defined, short and finished. A client hires us to answer one question, we answer it in writing, and we go. We are not a firm that installs itself in a client's lobby for two years, and the reason is not modesty. The engagements where we are worth the fee are the ones where an outside team, given the time to look and no stake in whichever decision got the client here, gets further in one concentrated stretch than the client's own people can while they are also running the business.</w:t>
       </w:r>
     </w:p>
     <w:p>
@@ -20,12 +20,12 @@
         <w:pStyle w:val="Heading2"/>
       </w:pPr>
       <w:r>
-        <w:t>Who We Serve</w:t>
+        <w:t>What we do</w:t>
       </w:r>
     </w:p>
     <w:p>
       <w:r>
-        <w:t>Our clients are operating companies, the businesses that make, move, and sell real things. They are usually past the scrappy early years and into the harder middle stretch, where the company has grown faster than the systems and habits meant to support it, and the people running it can feel the friction without always being able to name its source. That is precisely the situation in which an outside, evidence-based read pays for itself. We are not the right firm for every problem, and we will tell you when we are not. When we are the right firm, you get our full attention and a partner's direct involvement, not a proposal team that disappears once the work begins.</w:t>
+        <w:t>Three kinds of work account for nearly all of it. An operational review is a structured comparison of how a business actually runs against how it believes it runs, and it ends in a short set of recommendations, each with an owner and a place in a sequence, because a recommendation with neither attached is a wish. A pricing study is narrower work and usually harder, since it obliges a client to say plainly what the product is worth and to whom, and most of the analysis exists to test that sentence rather than to print a new price list. Integration support is the work that starts after an acquisition closes, when two sets of systems and two sets of habits have to become one, and the part that clients underestimate is how much of the value sits in deciding what to leave alone.</w:t>
       </w:r>
     </w:p>
     <w:p>
@@ -33,41 +33,12 @@
         <w:pStyle w:val="Heading2"/>
       </w:pPr>
       <w:r>
-        <w:t>What We Do</w:t>
+        <w:t>How an engagement runs</w:t>
       </w:r>
     </w:p>
     <w:p>
       <w:r>
-        <w:t>Our engagements fall into three areas. Whatever the starting point, the way we work does not change: we work from evidence, we keep the scope tight, and we make only the recommendations we would be willing to carry out ourselves.</w:t>
-      </w:r>
-    </w:p>
-    <w:p>
-      <w:pPr>
-        <w:pStyle w:val="ListBullet"/>
-      </w:pPr>
-      <w:r>
-        <w:t>Operational reviews. We map how work actually gets done across your core functions, find where cost, time, or quality is being lost, and hand back a short, prioritized set of changes you can act on, rather than a survey of everything that could conceivably be improved.</w:t>
-      </w:r>
-    </w:p>
-    <w:p>
-      <w:pPr>
-        <w:pStyle w:val="ListBullet"/>
-      </w:pPr>
-      <w:r>
-        <w:t>Pricing studies. We examine how you price, what that pricing is costing you, and where there is room to price with more discipline, so that margin stops leaking in the places no one is watching.</w:t>
-      </w:r>
-    </w:p>
-    <w:p>
-      <w:pPr>
-        <w:pStyle w:val="ListBullet"/>
-      </w:pPr>
-      <w:r>
-        <w:t>Post-acquisition integration support. We help a buyer bring an acquired business into the fold without breaking what made it worth buying, from the pressured first months through the harder work that follows.</w:t>
-      </w:r>
-    </w:p>
-    <w:p>
-      <w:r>
-        <w:t>These problems overlap more than the list suggests. A pricing question often turns out to be an operations question wearing a different hat, and the first hundred days after an acquisition are mostly an operational review run at speed. We follow the work where it leads, within a scope we have agreed with you, and we say so when we come to think the real problem is not the one you hired us to solve.</w:t>
+        <w:t>Every engagement begins with a written scope and a fixed fee, both agreed before any work starts, and we would rather spend an extra week arguing about the scope than send an invoice somebody has to explain upstairs. We staff thin on purpose. The people who meet a client in the first week are the people still on the file at the end, there is no second team behind a curtain, and that is the honest advantage of a firm this size as well as its honest limit, since it means we can carry only a few engagements at once and say no more often than a larger firm would need to. Findings go to the client as we get them, in a form short enough to be read in a meeting rather than filed for later. Nobody here is paid to save a surprise for the final report.</w:t>
       </w:r>
     </w:p>
     <w:p>
@@ -75,12 +46,12 @@
         <w:pStyle w:val="Heading2"/>
       </w:pPr>
       <w:r>
-        <w:t>How We Work</w:t>
+        <w:t>Who we work for</w:t>
       </w:r>
     </w:p>
     <w:p>
       <w:r>
-        <w:t>Every engagement is led by a partner and staffed by people who do the analysis themselves. We begin by getting the objective stated plainly, in your own words, so that we are solving the problem you actually have and not the one that happens to be easiest to study. From there we go to the work. We watch how the operation runs, we talk with the people who run it, and we reconcile what we see against the numbers you already produce, weighting the figures your team trusts and tracing the ones it does not back to their source. We keep you informed as we go, because no client of ours should be surprised at the readout. At the close you receive a short written findings report, a prioritized set of recommendations, and a working session in which we walk your leadership through both, so the conclusions are understood and owned before we hand them over.</w:t>
+        <w:t>Our clients are operating companies in the middle market, held privately or by a sponsor, and most of them sit somewhere between the stage where a founder knew every number personally and the stage where a finance function knows them instead. The recurring problem in that band is not a shortage of information. It is that the information has never been asked a direct question by anyone with the time to sit with the answer, and the people best placed to ask it are the people with the least room in their week to do so. An outside firm is one way to buy that room, and it is not the only way, which is a thing we say early rather than late.</w:t>
       </w:r>
     </w:p>
     <w:p>
@@ -88,26 +59,30 @@
         <w:pStyle w:val="Heading2"/>
       </w:pPr>
       <w:r>
-        <w:t>Representative Work</w:t>
+        <w:t>Representative work</w:t>
       </w:r>
     </w:p>
     <w:p>
       <w:r>
-        <w:t>Our current engagement is an operational review for Johnson and Sons, a mid-market operating company working through the familiar problem of an operation that has outgrown its processes. The objective is the one we set for every review of this kind: a clear, honest picture of how the operation runs today, and a practical, prioritized set of changes worth making. The work stays close to the operation and rests on what we can observe rather than on what any manual claims, and it is a fair example of what this firm does best.</w:t>
+        <w:t>The engagement now under way is an operational review for Johnson and Sons, and it is the reference call we would ask a prospective client to make once the work is done. Our list is short. A firm at this stage can either pad this section with the names of companies it has merely spoken to, or it can state plainly that it has one client, that the work is in progress, and that the client will take the call. The second is worth more to anyone who is actually deciding, and the first is the kind of thing we are in business to talk clients out of doing in their own materials.</w:t>
+      </w:r>
+    </w:p>
+    <w:p>
+      <w:pPr>
+        <w:pStyle w:val="Heading2"/>
+      </w:pPr>
+      <w:r>
+        <w:t>The firm</w:t>
       </w:r>
     </w:p>
     <w:p>
       <w:r>
-        <w:t>If any of this fits a problem you are wrestling with, the fastest way to find out whether we can help is a direct conversation. We will tell you plainly whether the work is a good fit for us. If it is not, we will say so, and point you toward someone better suited to it.</w:t>
+        <w:t>Daniel Jones, the Managing Partner, signs everything that leaves this office, and he reads it in full before he signs it, which clients tend to discover the first time a draft comes back shorter than it went in. Behind him is a small consulting team and the office that keeps the firm running. We introduce the people who will be on an engagement before it starts rather than after, because a client who meets the team on the first morning of the work has been sold something other than what we sell.</w:t>
       </w:r>
     </w:p>
     <w:p>
       <w:r>
-        <w:t>Daniel Jones</w:t>
-        <w:br/>
-        <w:t>Managing Partner</w:t>
-        <w:br/>
-        <w:t>Pinebrook Advisory Group</w:t>
+        <w:t>The short version: one defined question, a fixed fee agreed in advance, an answer written to be read, and a firm small enough that the person who promised the work is the person doing it.</w:t>
       </w:r>
     </w:p>
     <w:sectPr>
